--- a/data/cvs/cv_173_Canonical_Software_Engineer_-_Python_-_Cloud_-_gra.docx
+++ b/data/cvs/cv_173_Canonical_Software_Engineer_-_Python_-_Cloud_-_gra.docx
@@ -86,7 +86,7 @@
         <w:rPr>
           <w:sz w:val="20"/>
         </w:rPr>
-        <w:t>Full Stack Developer with a focus on Python and JavaScript, currently building production systems at Copy Cat Group. I have experience in both front-end and back-end development, with a strong foundation in Python, React, and Node.js. My recent work includes integrating AI-driven automation features, building scalable solutions, and contributing to model evaluation and prompt engineering. I am passionate about open-source software and cloud technologies, with a keen interest in Linux and Ubuntu.</w:t>
+        <w:t>Full Stack Developer with a focus on Python and JavaScript, currently building production systems at Copy Cat Group. I have experience in both U.S. and Kenyan tech companies, working across the full stack to create scalable solutions. My recent work includes integrating AI-driven automation features, developing REST APIs, and contributing to AI model training through data annotation and evaluation. I'm skilled in cloud technologies, having worked with Oracle Cloud and Google Cloud Platform, and am proficient in Linux and open-source software development.</w:t>
       </w:r>
     </w:p>
     <w:p>
@@ -119,7 +119,7 @@
         <w:rPr>
           <w:sz w:val="20"/>
         </w:rPr>
-        <w:t>Python, JavaScript, SQL, PHP, Kotlin, Bash, HTML, CSS</w:t>
+        <w:t>Python, JavaScript, SQL, Bash, HTML, CSS</w:t>
       </w:r>
     </w:p>
     <w:p>
@@ -173,7 +173,7 @@
         <w:rPr>
           <w:sz w:val="20"/>
         </w:rPr>
-        <w:t>Pandas, NumPy, Excel, Data Visualisation, Statistical Analysis</w:t>
+        <w:t>Pandas, NumPy, Data Visualisation, Statistical Analysis</w:t>
       </w:r>
     </w:p>
     <w:p>
@@ -191,7 +191,7 @@
         <w:rPr>
           <w:sz w:val="20"/>
         </w:rPr>
-        <w:t>Gemini API, Groq API, Prompt Engineering, LLM Evaluation, Data Annotation, Dataset Structuring</w:t>
+        <w:t>Prompt Engineering, LLM Evaluation, Data Annotation, Dataset Structuring</w:t>
       </w:r>
     </w:p>
     <w:p>
@@ -209,7 +209,7 @@
         <w:rPr>
           <w:sz w:val="20"/>
         </w:rPr>
-        <w:t>n8n, Playwright, APScheduler, Web Scraping, REST APIs</w:t>
+        <w:t>n8n, Playwright, Web Scraping, REST APIs</w:t>
       </w:r>
     </w:p>
     <w:p>
@@ -245,7 +245,7 @@
         <w:rPr>
           <w:sz w:val="20"/>
         </w:rPr>
-        <w:t>Open source, Software engineering, Software interoperability, Unit testing, Functional testing, System administration, Deb packaging, Apt configuration, Cloud computing, Public cloud</w:t>
+        <w:t>Open source, Software engineering, Software interoperability, Apt configuration, Deb packaging, System administration, Unit testing, Functional testing, Agile, Distributed collaboration, Cloud computing, Public cloud, Cloud partners</w:t>
       </w:r>
     </w:p>
     <w:p>
@@ -263,7 +263,7 @@
         <w:rPr>
           <w:sz w:val="20"/>
         </w:rPr>
-        <w:t>Cloud images, Operating systems, Enterprise software, Distributed collaboration, Agile development, Community coordination, Edge cases, User experience, Engineering best practices, Computer Science</w:t>
+        <w:t>Ubuntu, Operating systems, Global enterprise, Technology markets, Data science, Engineering innovation, IoT, Silicon providers, Community coordination, Edge cases, Mission-critical environments, Hobbyist users, Engineering best practices</w:t>
       </w:r>
     </w:p>
     <w:p>
@@ -325,7 +325,7 @@
         <w:rPr>
           <w:sz w:val="20"/>
         </w:rPr>
-        <w:t>Authoring technical documentation: BRD, SDD, and system design specifications for enterprise architecture.</w:t>
+        <w:t>Authoring technical documentation: BRD, SDD, and system architecture specifications for enterprise-wide projects.</w:t>
       </w:r>
     </w:p>
     <w:p>
@@ -337,7 +337,7 @@
         <w:rPr>
           <w:sz w:val="20"/>
         </w:rPr>
-        <w:t>Building an AI-powered tender scraping pipeline, automating tender discovery and processing with an agentic system.</w:t>
+        <w:t>Designing and prototyping an AI-powered tender scraping pipeline to automate tender opportunity discovery and processing.</w:t>
       </w:r>
     </w:p>
     <w:p>
@@ -407,7 +407,7 @@
         <w:rPr>
           <w:sz w:val="20"/>
         </w:rPr>
-        <w:t>Delivering full-stack solutions for diverse clients, including UI components, API optimisation, and CMS management.</w:t>
+        <w:t>Building full-stack solutions for U.S. clients, including UI components, API optimisation, and CMS management.</w:t>
       </w:r>
     </w:p>
     <w:p>
@@ -442,7 +442,7 @@
         <w:rPr>
           <w:sz w:val="20"/>
         </w:rPr>
-        <w:t>Performing intent detection and utterance verification for health and agriculture AI systems, ensuring high-quality training data.</w:t>
+        <w:t>Performing intent detection and slot tagging for health and agriculture AI systems, ensuring high-quality multilingual training data.</w:t>
       </w:r>
     </w:p>
     <w:p>
